--- a/decoding-analysis/meeting notes.docx
+++ b/decoding-analysis/meeting notes.docx
@@ -9,10 +9,202 @@
     </w:p>
     <w:p>
       <w:r>
+        <w:drawing>
+          <wp:inline distT="0" distB="0" distL="0" distR="0" wp14:anchorId="3432E48F" wp14:editId="1F770443">
+            <wp:extent cx="2591162" cy="2343477"/>
+            <wp:effectExtent l="0" t="0" r="0" b="0"/>
+            <wp:docPr id="1278172803" name="Picture 1"/>
+            <wp:cNvGraphicFramePr>
+              <a:graphicFrameLocks xmlns:a="http://schemas.openxmlformats.org/drawingml/2006/main" noChangeAspect="1"/>
+            </wp:cNvGraphicFramePr>
+            <a:graphic xmlns:a="http://schemas.openxmlformats.org/drawingml/2006/main">
+              <a:graphicData uri="http://schemas.openxmlformats.org/drawingml/2006/picture">
+                <pic:pic xmlns:pic="http://schemas.openxmlformats.org/drawingml/2006/picture">
+                  <pic:nvPicPr>
+                    <pic:cNvPr id="1278172803" name=""/>
+                    <pic:cNvPicPr/>
+                  </pic:nvPicPr>
+                  <pic:blipFill>
+                    <a:blip r:embed="rId4"/>
+                    <a:stretch>
+                      <a:fillRect/>
+                    </a:stretch>
+                  </pic:blipFill>
+                  <pic:spPr>
+                    <a:xfrm>
+                      <a:off x="0" y="0"/>
+                      <a:ext cx="2591162" cy="2343477"/>
+                    </a:xfrm>
+                    <a:prstGeom prst="rect">
+                      <a:avLst/>
+                    </a:prstGeom>
+                  </pic:spPr>
+                </pic:pic>
+              </a:graphicData>
+            </a:graphic>
+          </wp:inline>
+        </w:drawing>
+      </w:r>
+    </w:p>
+    <w:p>
+      <w:r>
         <w:t>Geometric mean of means: product of two means</w:t>
       </w:r>
     </w:p>
-    <w:p/>
+    <w:p>
+      <w:r>
+        <w:drawing>
+          <wp:inline distT="0" distB="0" distL="0" distR="0" wp14:anchorId="118DAF21" wp14:editId="03844641">
+            <wp:extent cx="2114845" cy="1238423"/>
+            <wp:effectExtent l="0" t="0" r="0" b="0"/>
+            <wp:docPr id="1255255378" name="Picture 1"/>
+            <wp:cNvGraphicFramePr>
+              <a:graphicFrameLocks xmlns:a="http://schemas.openxmlformats.org/drawingml/2006/main" noChangeAspect="1"/>
+            </wp:cNvGraphicFramePr>
+            <a:graphic xmlns:a="http://schemas.openxmlformats.org/drawingml/2006/main">
+              <a:graphicData uri="http://schemas.openxmlformats.org/drawingml/2006/picture">
+                <pic:pic xmlns:pic="http://schemas.openxmlformats.org/drawingml/2006/picture">
+                  <pic:nvPicPr>
+                    <pic:cNvPr id="1255255378" name=""/>
+                    <pic:cNvPicPr/>
+                  </pic:nvPicPr>
+                  <pic:blipFill>
+                    <a:blip r:embed="rId5"/>
+                    <a:stretch>
+                      <a:fillRect/>
+                    </a:stretch>
+                  </pic:blipFill>
+                  <pic:spPr>
+                    <a:xfrm>
+                      <a:off x="0" y="0"/>
+                      <a:ext cx="2114845" cy="1238423"/>
+                    </a:xfrm>
+                    <a:prstGeom prst="rect">
+                      <a:avLst/>
+                    </a:prstGeom>
+                  </pic:spPr>
+                </pic:pic>
+              </a:graphicData>
+            </a:graphic>
+          </wp:inline>
+        </w:drawing>
+      </w:r>
+    </w:p>
+    <w:p>
+      <w:r>
+        <w:t>If non-correlated, take the average of the noise correlation</w:t>
+      </w:r>
+    </w:p>
+    <w:p>
+      <w:pPr>
+        <w:rPr>
+          <w:b/>
+          <w:bCs/>
+        </w:rPr>
+      </w:pPr>
+    </w:p>
+    <w:p>
+      <w:pPr>
+        <w:rPr>
+          <w:b/>
+          <w:bCs/>
+        </w:rPr>
+      </w:pPr>
+      <w:r>
+        <w:rPr>
+          <w:b/>
+          <w:bCs/>
+        </w:rPr>
+        <w:t>Variance and mean of noise correlation</w:t>
+      </w:r>
+      <w:r>
+        <w:rPr>
+          <w:b/>
+          <w:bCs/>
+        </w:rPr>
+        <w:t xml:space="preserve"> for each pair of neurons</w:t>
+      </w:r>
+      <w:r>
+        <w:rPr>
+          <w:b/>
+          <w:bCs/>
+        </w:rPr>
+        <w:t>, you get a two-dimensional plot. Mean as x and variance as y. each point is one neuron.</w:t>
+      </w:r>
+    </w:p>
+    <w:p>
+      <w:pPr>
+        <w:rPr>
+          <w:b/>
+          <w:bCs/>
+        </w:rPr>
+      </w:pPr>
+    </w:p>
+    <w:p>
+      <w:pPr>
+        <w:rPr>
+          <w:b/>
+          <w:bCs/>
+        </w:rPr>
+      </w:pPr>
+      <w:r>
+        <w:rPr>
+          <w:b/>
+          <w:bCs/>
+        </w:rPr>
+        <w:t>All 50 stimuli or top 5-10 in terms of geometric means</w:t>
+      </w:r>
+    </w:p>
+    <w:p>
+      <w:pPr>
+        <w:rPr>
+          <w:b/>
+          <w:bCs/>
+        </w:rPr>
+      </w:pPr>
+      <w:r>
+        <w:rPr>
+          <w:b/>
+          <w:bCs/>
+        </w:rPr>
+        <w:lastRenderedPageBreak/>
+        <w:drawing>
+          <wp:inline distT="0" distB="0" distL="0" distR="0" wp14:anchorId="5E828021" wp14:editId="29D6C494">
+            <wp:extent cx="5943600" cy="2696845"/>
+            <wp:effectExtent l="0" t="0" r="0" b="8255"/>
+            <wp:docPr id="1902860964" name="Picture 1"/>
+            <wp:cNvGraphicFramePr>
+              <a:graphicFrameLocks xmlns:a="http://schemas.openxmlformats.org/drawingml/2006/main" noChangeAspect="1"/>
+            </wp:cNvGraphicFramePr>
+            <a:graphic xmlns:a="http://schemas.openxmlformats.org/drawingml/2006/main">
+              <a:graphicData uri="http://schemas.openxmlformats.org/drawingml/2006/picture">
+                <pic:pic xmlns:pic="http://schemas.openxmlformats.org/drawingml/2006/picture">
+                  <pic:nvPicPr>
+                    <pic:cNvPr id="1902860964" name=""/>
+                    <pic:cNvPicPr/>
+                  </pic:nvPicPr>
+                  <pic:blipFill>
+                    <a:blip r:embed="rId6"/>
+                    <a:stretch>
+                      <a:fillRect/>
+                    </a:stretch>
+                  </pic:blipFill>
+                  <pic:spPr>
+                    <a:xfrm>
+                      <a:off x="0" y="0"/>
+                      <a:ext cx="5943600" cy="2696845"/>
+                    </a:xfrm>
+                    <a:prstGeom prst="rect">
+                      <a:avLst/>
+                    </a:prstGeom>
+                  </pic:spPr>
+                </pic:pic>
+              </a:graphicData>
+            </a:graphic>
+          </wp:inline>
+        </w:drawing>
+      </w:r>
+    </w:p>
     <w:sectPr>
       <w:pgSz w:w="12240" w:h="15840"/>
       <w:pgMar w:top="1440" w:right="1440" w:bottom="1440" w:left="1440" w:header="720" w:footer="720" w:gutter="0"/>

--- a/decoding-analysis/meeting notes.docx
+++ b/decoding-analysis/meeting notes.docx
@@ -9,6 +9,9 @@
     </w:p>
     <w:p>
       <w:r>
+        <w:rPr>
+          <w:noProof/>
+        </w:rPr>
         <w:drawing>
           <wp:inline distT="0" distB="0" distL="0" distR="0" wp14:anchorId="3432E48F" wp14:editId="1F770443">
             <wp:extent cx="2591162" cy="2343477"/>
@@ -53,6 +56,9 @@
     </w:p>
     <w:p>
       <w:r>
+        <w:rPr>
+          <w:noProof/>
+        </w:rPr>
         <w:drawing>
           <wp:inline distT="0" distB="0" distL="0" distR="0" wp14:anchorId="118DAF21" wp14:editId="03844641">
             <wp:extent cx="2114845" cy="1238423"/>
@@ -129,7 +135,21 @@
           <w:b/>
           <w:bCs/>
         </w:rPr>
-        <w:t>, you get a two-dimensional plot. Mean as x and variance as y. each point is one neuron.</w:t>
+        <w:t>, you get a two-dimensional plot. Mean as x and variance as y. each point is one neuron</w:t>
+      </w:r>
+      <w:r>
+        <w:rPr>
+          <w:b/>
+          <w:bCs/>
+        </w:rPr>
+        <w:t xml:space="preserve"> pair</w:t>
+      </w:r>
+      <w:r>
+        <w:rPr>
+          <w:b/>
+          <w:bCs/>
+        </w:rPr>
+        <w:t>.</w:t>
       </w:r>
     </w:p>
     <w:p>
@@ -166,6 +186,7 @@
         <w:rPr>
           <w:b/>
           <w:bCs/>
+          <w:noProof/>
         </w:rPr>
         <w:lastRenderedPageBreak/>
         <w:drawing>

--- a/decoding-analysis/meeting notes.docx
+++ b/decoding-analysis/meeting notes.docx
@@ -224,6 +224,60 @@
             </a:graphic>
           </wp:inline>
         </w:drawing>
+      </w:r>
+    </w:p>
+    <w:p>
+      <w:pPr>
+        <w:rPr>
+          <w:b/>
+          <w:bCs/>
+        </w:rPr>
+      </w:pPr>
+    </w:p>
+    <w:p>
+      <w:pPr>
+        <w:rPr>
+          <w:b/>
+          <w:bCs/>
+        </w:rPr>
+      </w:pPr>
+      <w:r>
+        <w:rPr>
+          <w:b/>
+          <w:bCs/>
+        </w:rPr>
+        <w:t>BEFORE and after shuffle mean noise correlation comparison</w:t>
+      </w:r>
+    </w:p>
+    <w:p>
+      <w:pPr>
+        <w:rPr>
+          <w:b/>
+          <w:bCs/>
+        </w:rPr>
+      </w:pPr>
+      <w:r>
+        <w:rPr>
+          <w:b/>
+          <w:bCs/>
+        </w:rPr>
+        <w:t xml:space="preserve">Distribution of delta </w:t>
+      </w:r>
+      <w:proofErr w:type="spellStart"/>
+      <w:r>
+        <w:rPr>
+          <w:b/>
+          <w:bCs/>
+        </w:rPr>
+        <w:t>nc</w:t>
+      </w:r>
+      <w:proofErr w:type="spellEnd"/>
+      <w:r>
+        <w:rPr>
+          <w:b/>
+          <w:bCs/>
+        </w:rPr>
+        <w:t>, combined or separate for within and across session neurons</w:t>
       </w:r>
     </w:p>
     <w:sectPr>

--- a/decoding-analysis/meeting notes.docx
+++ b/decoding-analysis/meeting notes.docx
@@ -261,23 +261,53 @@
           <w:b/>
           <w:bCs/>
         </w:rPr>
-        <w:t xml:space="preserve">Distribution of delta </w:t>
+        <w:t>Distribution of delta nc</w:t>
       </w:r>
-      <w:proofErr w:type="spellStart"/>
       <w:r>
         <w:rPr>
           <w:b/>
           <w:bCs/>
         </w:rPr>
-        <w:t>nc</w:t>
+        <w:t>, combined or separate for within and across session neurons</w:t>
       </w:r>
-      <w:proofErr w:type="spellEnd"/>
+    </w:p>
+    <w:p>
+      <w:pPr>
+        <w:rPr>
+          <w:b/>
+          <w:bCs/>
+        </w:rPr>
+      </w:pPr>
+    </w:p>
+    <w:p>
+      <w:pPr>
+        <w:rPr>
+          <w:b/>
+          <w:bCs/>
+        </w:rPr>
+      </w:pPr>
+    </w:p>
+    <w:p>
+      <w:pPr>
+        <w:rPr>
+          <w:b/>
+          <w:bCs/>
+        </w:rPr>
+      </w:pPr>
+    </w:p>
+    <w:p>
+      <w:pPr>
+        <w:rPr>
+          <w:b/>
+          <w:bCs/>
+        </w:rPr>
+      </w:pPr>
       <w:r>
         <w:rPr>
           <w:b/>
           <w:bCs/>
         </w:rPr>
-        <w:t>, combined or separate for within and across session neurons</w:t>
+        <w:t>4/9 Separate neurons by their sessions and then do analysis to show how noise correlation affects the metrics. One datapoint for one session, we got multiple datapoints.</w:t>
       </w:r>
     </w:p>
     <w:sectPr>

--- a/decoding-analysis/meeting notes.docx
+++ b/decoding-analysis/meeting notes.docx
@@ -308,6 +308,120 @@
           <w:bCs/>
         </w:rPr>
         <w:t>4/9 Separate neurons by their sessions and then do analysis to show how noise correlation affects the metrics. One datapoint for one session, we got multiple datapoints.</w:t>
+      </w:r>
+    </w:p>
+    <w:p>
+      <w:pPr>
+        <w:rPr>
+          <w:b/>
+          <w:bCs/>
+        </w:rPr>
+      </w:pPr>
+      <w:r>
+        <w:rPr>
+          <w:b/>
+          <w:bCs/>
+        </w:rPr>
+        <w:br w:type="page"/>
+      </w:r>
+    </w:p>
+    <w:p>
+      <w:pPr>
+        <w:rPr>
+          <w:b/>
+          <w:bCs/>
+        </w:rPr>
+      </w:pPr>
+      <w:r>
+        <w:rPr>
+          <w:b/>
+          <w:bCs/>
+        </w:rPr>
+        <w:lastRenderedPageBreak/>
+        <w:drawing>
+          <wp:inline distT="0" distB="0" distL="0" distR="0" wp14:anchorId="2C385DF9" wp14:editId="02535ADF">
+            <wp:extent cx="5943600" cy="3343275"/>
+            <wp:effectExtent l="0" t="0" r="0" b="9525"/>
+            <wp:docPr id="1471154385" name="Picture 1"/>
+            <wp:cNvGraphicFramePr>
+              <a:graphicFrameLocks xmlns:a="http://schemas.openxmlformats.org/drawingml/2006/main" noChangeAspect="1"/>
+            </wp:cNvGraphicFramePr>
+            <a:graphic xmlns:a="http://schemas.openxmlformats.org/drawingml/2006/main">
+              <a:graphicData uri="http://schemas.openxmlformats.org/drawingml/2006/picture">
+                <pic:pic xmlns:pic="http://schemas.openxmlformats.org/drawingml/2006/picture">
+                  <pic:nvPicPr>
+                    <pic:cNvPr id="1471154385" name=""/>
+                    <pic:cNvPicPr/>
+                  </pic:nvPicPr>
+                  <pic:blipFill>
+                    <a:blip r:embed="rId7"/>
+                    <a:stretch>
+                      <a:fillRect/>
+                    </a:stretch>
+                  </pic:blipFill>
+                  <pic:spPr>
+                    <a:xfrm>
+                      <a:off x="0" y="0"/>
+                      <a:ext cx="5943600" cy="3343275"/>
+                    </a:xfrm>
+                    <a:prstGeom prst="rect">
+                      <a:avLst/>
+                    </a:prstGeom>
+                  </pic:spPr>
+                </pic:pic>
+              </a:graphicData>
+            </a:graphic>
+          </wp:inline>
+        </w:drawing>
+      </w:r>
+    </w:p>
+    <w:p>
+      <w:pPr>
+        <w:rPr>
+          <w:b/>
+          <w:bCs/>
+        </w:rPr>
+      </w:pPr>
+      <w:r>
+        <w:rPr>
+          <w:b/>
+          <w:bCs/>
+        </w:rPr>
+        <w:drawing>
+          <wp:inline distT="0" distB="0" distL="0" distR="0" wp14:anchorId="73EB0988" wp14:editId="4ED3ED22">
+            <wp:extent cx="5943600" cy="3957320"/>
+            <wp:effectExtent l="0" t="0" r="0" b="5080"/>
+            <wp:docPr id="947452535" name="Picture 1"/>
+            <wp:cNvGraphicFramePr>
+              <a:graphicFrameLocks xmlns:a="http://schemas.openxmlformats.org/drawingml/2006/main" noChangeAspect="1"/>
+            </wp:cNvGraphicFramePr>
+            <a:graphic xmlns:a="http://schemas.openxmlformats.org/drawingml/2006/main">
+              <a:graphicData uri="http://schemas.openxmlformats.org/drawingml/2006/picture">
+                <pic:pic xmlns:pic="http://schemas.openxmlformats.org/drawingml/2006/picture">
+                  <pic:nvPicPr>
+                    <pic:cNvPr id="947452535" name=""/>
+                    <pic:cNvPicPr/>
+                  </pic:nvPicPr>
+                  <pic:blipFill>
+                    <a:blip r:embed="rId8"/>
+                    <a:stretch>
+                      <a:fillRect/>
+                    </a:stretch>
+                  </pic:blipFill>
+                  <pic:spPr>
+                    <a:xfrm>
+                      <a:off x="0" y="0"/>
+                      <a:ext cx="5943600" cy="3957320"/>
+                    </a:xfrm>
+                    <a:prstGeom prst="rect">
+                      <a:avLst/>
+                    </a:prstGeom>
+                  </pic:spPr>
+                </pic:pic>
+              </a:graphicData>
+            </a:graphic>
+          </wp:inline>
+        </w:drawing>
       </w:r>
     </w:p>
     <w:sectPr>

--- a/decoding-analysis/meeting notes.docx
+++ b/decoding-analysis/meeting notes.docx
@@ -51,7 +51,15 @@
     </w:p>
     <w:p>
       <w:r>
-        <w:t>Geometric mean of means: product of two means</w:t>
+        <w:t xml:space="preserve">Geometric </w:t>
+      </w:r>
+      <w:proofErr w:type="gramStart"/>
+      <w:r>
+        <w:t>mean</w:t>
+      </w:r>
+      <w:proofErr w:type="gramEnd"/>
+      <w:r>
+        <w:t xml:space="preserve"> of means: product of two means</w:t>
       </w:r>
     </w:p>
     <w:p>
@@ -121,7 +129,23 @@
           <w:b/>
           <w:bCs/>
         </w:rPr>
-        <w:t>Variance and mean of noise correlation</w:t>
+        <w:t xml:space="preserve">Variance and </w:t>
+      </w:r>
+      <w:proofErr w:type="gramStart"/>
+      <w:r>
+        <w:rPr>
+          <w:b/>
+          <w:bCs/>
+        </w:rPr>
+        <w:t>mean</w:t>
+      </w:r>
+      <w:proofErr w:type="gramEnd"/>
+      <w:r>
+        <w:rPr>
+          <w:b/>
+          <w:bCs/>
+        </w:rPr>
+        <w:t xml:space="preserve"> of noise correlation</w:t>
       </w:r>
       <w:r>
         <w:rPr>
@@ -135,7 +159,23 @@
           <w:b/>
           <w:bCs/>
         </w:rPr>
-        <w:t>, you get a two-dimensional plot. Mean as x and variance as y. each point is one neuron</w:t>
+        <w:t xml:space="preserve">, you get a two-dimensional plot. Mean as x and variance as y. </w:t>
+      </w:r>
+      <w:proofErr w:type="gramStart"/>
+      <w:r>
+        <w:rPr>
+          <w:b/>
+          <w:bCs/>
+        </w:rPr>
+        <w:t>each</w:t>
+      </w:r>
+      <w:proofErr w:type="gramEnd"/>
+      <w:r>
+        <w:rPr>
+          <w:b/>
+          <w:bCs/>
+        </w:rPr>
+        <w:t xml:space="preserve"> point is one neuron</w:t>
       </w:r>
       <w:r>
         <w:rPr>
@@ -261,8 +301,17 @@
           <w:b/>
           <w:bCs/>
         </w:rPr>
-        <w:t>Distribution of delta nc</w:t>
-      </w:r>
+        <w:t xml:space="preserve">Distribution of delta </w:t>
+      </w:r>
+      <w:proofErr w:type="spellStart"/>
+      <w:r>
+        <w:rPr>
+          <w:b/>
+          <w:bCs/>
+        </w:rPr>
+        <w:t>nc</w:t>
+      </w:r>
+      <w:proofErr w:type="spellEnd"/>
       <w:r>
         <w:rPr>
           <w:b/>
@@ -336,6 +385,7 @@
         <w:rPr>
           <w:b/>
           <w:bCs/>
+          <w:noProof/>
         </w:rPr>
         <w:lastRenderedPageBreak/>
         <w:drawing>
@@ -382,11 +432,75 @@
           <w:bCs/>
         </w:rPr>
       </w:pPr>
-      <w:r>
-        <w:rPr>
-          <w:b/>
-          <w:bCs/>
-        </w:rPr>
+    </w:p>
+    <w:p>
+      <w:pPr>
+        <w:rPr>
+          <w:b/>
+          <w:bCs/>
+        </w:rPr>
+      </w:pPr>
+      <w:r>
+        <w:rPr>
+          <w:b/>
+          <w:bCs/>
+        </w:rPr>
+        <w:t>For ANN trial generation, generate trials with two options of stimulus-specific covariance structures:</w:t>
+      </w:r>
+    </w:p>
+    <w:p>
+      <w:pPr>
+        <w:rPr>
+          <w:b/>
+          <w:bCs/>
+        </w:rPr>
+      </w:pPr>
+      <w:r>
+        <w:rPr>
+          <w:b/>
+          <w:bCs/>
+        </w:rPr>
+        <w:t>The reference point can be the centroid of the stimuli or the origin.</w:t>
+      </w:r>
+    </w:p>
+    <w:p>
+      <w:pPr>
+        <w:rPr>
+          <w:b/>
+          <w:bCs/>
+        </w:rPr>
+      </w:pPr>
+      <w:r>
+        <w:rPr>
+          <w:b/>
+          <w:bCs/>
+        </w:rPr>
+        <w:t>Stimulus-specific: trials of each stimulus have their own covariance structure.</w:t>
+      </w:r>
+    </w:p>
+    <w:p>
+      <w:pPr>
+        <w:rPr>
+          <w:rFonts w:hint="eastAsia"/>
+          <w:b/>
+          <w:bCs/>
+        </w:rPr>
+      </w:pPr>
+    </w:p>
+    <w:p>
+      <w:pPr>
+        <w:rPr>
+          <w:b/>
+          <w:bCs/>
+        </w:rPr>
+      </w:pPr>
+      <w:r>
+        <w:rPr>
+          <w:b/>
+          <w:bCs/>
+          <w:noProof/>
+        </w:rPr>
+        <w:lastRenderedPageBreak/>
         <w:drawing>
           <wp:inline distT="0" distB="0" distL="0" distR="0" wp14:anchorId="73EB0988" wp14:editId="4ED3ED22">
             <wp:extent cx="5943600" cy="3957320"/>

--- a/decoding-analysis/meeting notes.docx
+++ b/decoding-analysis/meeting notes.docx
@@ -51,15 +51,7 @@
     </w:p>
     <w:p>
       <w:r>
-        <w:t xml:space="preserve">Geometric </w:t>
-      </w:r>
-      <w:proofErr w:type="gramStart"/>
-      <w:r>
-        <w:t>mean</w:t>
-      </w:r>
-      <w:proofErr w:type="gramEnd"/>
-      <w:r>
-        <w:t xml:space="preserve"> of means: product of two means</w:t>
+        <w:t>Geometric mean of means: product of two means</w:t>
       </w:r>
     </w:p>
     <w:p>
@@ -129,23 +121,7 @@
           <w:b/>
           <w:bCs/>
         </w:rPr>
-        <w:t xml:space="preserve">Variance and </w:t>
-      </w:r>
-      <w:proofErr w:type="gramStart"/>
-      <w:r>
-        <w:rPr>
-          <w:b/>
-          <w:bCs/>
-        </w:rPr>
-        <w:t>mean</w:t>
-      </w:r>
-      <w:proofErr w:type="gramEnd"/>
-      <w:r>
-        <w:rPr>
-          <w:b/>
-          <w:bCs/>
-        </w:rPr>
-        <w:t xml:space="preserve"> of noise correlation</w:t>
+        <w:t>Variance and mean of noise correlation</w:t>
       </w:r>
       <w:r>
         <w:rPr>
@@ -159,23 +135,7 @@
           <w:b/>
           <w:bCs/>
         </w:rPr>
-        <w:t xml:space="preserve">, you get a two-dimensional plot. Mean as x and variance as y. </w:t>
-      </w:r>
-      <w:proofErr w:type="gramStart"/>
-      <w:r>
-        <w:rPr>
-          <w:b/>
-          <w:bCs/>
-        </w:rPr>
-        <w:t>each</w:t>
-      </w:r>
-      <w:proofErr w:type="gramEnd"/>
-      <w:r>
-        <w:rPr>
-          <w:b/>
-          <w:bCs/>
-        </w:rPr>
-        <w:t xml:space="preserve"> point is one neuron</w:t>
+        <w:t>, you get a two-dimensional plot. Mean as x and variance as y. each point is one neuron</w:t>
       </w:r>
       <w:r>
         <w:rPr>
@@ -301,17 +261,8 @@
           <w:b/>
           <w:bCs/>
         </w:rPr>
-        <w:t xml:space="preserve">Distribution of delta </w:t>
-      </w:r>
-      <w:proofErr w:type="spellStart"/>
-      <w:r>
-        <w:rPr>
-          <w:b/>
-          <w:bCs/>
-        </w:rPr>
-        <w:t>nc</w:t>
-      </w:r>
-      <w:proofErr w:type="spellEnd"/>
+        <w:t>Distribution of delta nc</w:t>
+      </w:r>
       <w:r>
         <w:rPr>
           <w:b/>
@@ -481,7 +432,6 @@
     <w:p>
       <w:pPr>
         <w:rPr>
-          <w:rFonts w:hint="eastAsia"/>
           <w:b/>
           <w:bCs/>
         </w:rPr>
@@ -537,6 +487,153 @@
           </wp:inline>
         </w:drawing>
       </w:r>
+    </w:p>
+    <w:p>
+      <w:pPr>
+        <w:rPr>
+          <w:b/>
+          <w:bCs/>
+        </w:rPr>
+      </w:pPr>
+      <w:r>
+        <w:rPr>
+          <w:b/>
+          <w:bCs/>
+        </w:rPr>
+        <w:t>4/30/2026</w:t>
+      </w:r>
+    </w:p>
+    <w:p>
+      <w:pPr>
+        <w:rPr>
+          <w:b/>
+          <w:bCs/>
+        </w:rPr>
+      </w:pPr>
+      <w:r>
+        <w:rPr>
+          <w:b/>
+          <w:bCs/>
+        </w:rPr>
+        <w:t>Convex hull: stimPair wise or the all 50 stims</w:t>
+      </w:r>
+    </w:p>
+    <w:p>
+      <w:pPr>
+        <w:rPr>
+          <w:b/>
+          <w:bCs/>
+        </w:rPr>
+      </w:pPr>
+      <w:r>
+        <w:rPr>
+          <w:b/>
+          <w:bCs/>
+        </w:rPr>
+        <w:t>Simple geo metrics</w:t>
+      </w:r>
+    </w:p>
+    <w:p>
+      <w:pPr>
+        <w:rPr>
+          <w:b/>
+          <w:bCs/>
+        </w:rPr>
+      </w:pPr>
+      <w:r>
+        <w:rPr>
+          <w:b/>
+          <w:bCs/>
+        </w:rPr>
+        <w:t>Some numbers and tests for the none-affine difference</w:t>
+      </w:r>
+    </w:p>
+    <w:p>
+      <w:pPr>
+        <w:rPr>
+          <w:b/>
+          <w:bCs/>
+        </w:rPr>
+      </w:pPr>
+      <w:r>
+        <w:rPr>
+          <w:b/>
+          <w:bCs/>
+        </w:rPr>
+        <w:drawing>
+          <wp:inline distT="0" distB="0" distL="0" distR="0" wp14:anchorId="68833C7B" wp14:editId="296FA11F">
+            <wp:extent cx="2297927" cy="1822138"/>
+            <wp:effectExtent l="0" t="0" r="7620" b="6985"/>
+            <wp:docPr id="976577288" name="Picture 1"/>
+            <wp:cNvGraphicFramePr>
+              <a:graphicFrameLocks xmlns:a="http://schemas.openxmlformats.org/drawingml/2006/main" noChangeAspect="1"/>
+            </wp:cNvGraphicFramePr>
+            <a:graphic xmlns:a="http://schemas.openxmlformats.org/drawingml/2006/main">
+              <a:graphicData uri="http://schemas.openxmlformats.org/drawingml/2006/picture">
+                <pic:pic xmlns:pic="http://schemas.openxmlformats.org/drawingml/2006/picture">
+                  <pic:nvPicPr>
+                    <pic:cNvPr id="976577288" name=""/>
+                    <pic:cNvPicPr/>
+                  </pic:nvPicPr>
+                  <pic:blipFill>
+                    <a:blip r:embed="rId9"/>
+                    <a:stretch>
+                      <a:fillRect/>
+                    </a:stretch>
+                  </pic:blipFill>
+                  <pic:spPr>
+                    <a:xfrm>
+                      <a:off x="0" y="0"/>
+                      <a:ext cx="2303759" cy="1826763"/>
+                    </a:xfrm>
+                    <a:prstGeom prst="rect">
+                      <a:avLst/>
+                    </a:prstGeom>
+                  </pic:spPr>
+                </pic:pic>
+              </a:graphicData>
+            </a:graphic>
+          </wp:inline>
+        </w:drawing>
+      </w:r>
+    </w:p>
+    <w:p>
+      <w:pPr>
+        <w:rPr>
+          <w:b/>
+          <w:bCs/>
+        </w:rPr>
+      </w:pPr>
+      <w:r>
+        <w:rPr>
+          <w:b/>
+          <w:bCs/>
+        </w:rPr>
+        <w:t>Angles in EX vs. angels in EC: what is the correlation? What is the null?</w:t>
+      </w:r>
+    </w:p>
+    <w:p>
+      <w:pPr>
+        <w:rPr>
+          <w:b/>
+          <w:bCs/>
+        </w:rPr>
+      </w:pPr>
+      <w:r>
+        <w:rPr>
+          <w:b/>
+          <w:bCs/>
+        </w:rPr>
+        <w:br w:type="page"/>
+      </w:r>
+    </w:p>
+    <w:p>
+      <w:pPr>
+        <w:rPr>
+          <w:b/>
+          <w:bCs/>
+        </w:rPr>
+      </w:pPr>
     </w:p>
     <w:sectPr>
       <w:pgSz w:w="12240" w:h="15840"/>
@@ -1465,6 +1562,24 @@
       <w:spacing w:val="5"/>
     </w:rPr>
   </w:style>
+  <w:style w:type="paragraph" w:styleId="Date">
+    <w:name w:val="Date"/>
+    <w:basedOn w:val="Normal"/>
+    <w:next w:val="Normal"/>
+    <w:link w:val="DateChar"/>
+    <w:uiPriority w:val="99"/>
+    <w:semiHidden/>
+    <w:unhideWhenUsed/>
+    <w:rsid w:val="00AF3528"/>
+  </w:style>
+  <w:style w:type="character" w:customStyle="1" w:styleId="DateChar">
+    <w:name w:val="Date Char"/>
+    <w:basedOn w:val="DefaultParagraphFont"/>
+    <w:link w:val="Date"/>
+    <w:uiPriority w:val="99"/>
+    <w:semiHidden/>
+    <w:rsid w:val="00AF3528"/>
+  </w:style>
 </w:styles>
 </file>
 

--- a/decoding-analysis/meeting notes.docx
+++ b/decoding-analysis/meeting notes.docx
@@ -28,7 +28,7 @@
                     <pic:cNvPicPr/>
                   </pic:nvPicPr>
                   <pic:blipFill>
-                    <a:blip r:embed="rId4"/>
+                    <a:blip r:embed="rId5"/>
                     <a:stretch>
                       <a:fillRect/>
                     </a:stretch>
@@ -51,7 +51,15 @@
     </w:p>
     <w:p>
       <w:r>
-        <w:t>Geometric mean of means: product of two means</w:t>
+        <w:t xml:space="preserve">Geometric </w:t>
+      </w:r>
+      <w:proofErr w:type="gramStart"/>
+      <w:r>
+        <w:t>mean</w:t>
+      </w:r>
+      <w:proofErr w:type="gramEnd"/>
+      <w:r>
+        <w:t xml:space="preserve"> of means: product of two means</w:t>
       </w:r>
     </w:p>
     <w:p>
@@ -75,7 +83,7 @@
                     <pic:cNvPicPr/>
                   </pic:nvPicPr>
                   <pic:blipFill>
-                    <a:blip r:embed="rId5"/>
+                    <a:blip r:embed="rId6"/>
                     <a:stretch>
                       <a:fillRect/>
                     </a:stretch>
@@ -121,7 +129,23 @@
           <w:b/>
           <w:bCs/>
         </w:rPr>
-        <w:t>Variance and mean of noise correlation</w:t>
+        <w:t xml:space="preserve">Variance and </w:t>
+      </w:r>
+      <w:proofErr w:type="gramStart"/>
+      <w:r>
+        <w:rPr>
+          <w:b/>
+          <w:bCs/>
+        </w:rPr>
+        <w:t>mean</w:t>
+      </w:r>
+      <w:proofErr w:type="gramEnd"/>
+      <w:r>
+        <w:rPr>
+          <w:b/>
+          <w:bCs/>
+        </w:rPr>
+        <w:t xml:space="preserve"> of noise correlation</w:t>
       </w:r>
       <w:r>
         <w:rPr>
@@ -135,7 +159,23 @@
           <w:b/>
           <w:bCs/>
         </w:rPr>
-        <w:t>, you get a two-dimensional plot. Mean as x and variance as y. each point is one neuron</w:t>
+        <w:t xml:space="preserve">, you get a two-dimensional plot. Mean as x and variance as y. </w:t>
+      </w:r>
+      <w:proofErr w:type="gramStart"/>
+      <w:r>
+        <w:rPr>
+          <w:b/>
+          <w:bCs/>
+        </w:rPr>
+        <w:t>each</w:t>
+      </w:r>
+      <w:proofErr w:type="gramEnd"/>
+      <w:r>
+        <w:rPr>
+          <w:b/>
+          <w:bCs/>
+        </w:rPr>
+        <w:t xml:space="preserve"> point is one neuron</w:t>
       </w:r>
       <w:r>
         <w:rPr>
@@ -205,7 +245,7 @@
                     <pic:cNvPicPr/>
                   </pic:nvPicPr>
                   <pic:blipFill>
-                    <a:blip r:embed="rId6"/>
+                    <a:blip r:embed="rId7"/>
                     <a:stretch>
                       <a:fillRect/>
                     </a:stretch>
@@ -261,8 +301,17 @@
           <w:b/>
           <w:bCs/>
         </w:rPr>
-        <w:t>Distribution of delta nc</w:t>
-      </w:r>
+        <w:t xml:space="preserve">Distribution of delta </w:t>
+      </w:r>
+      <w:proofErr w:type="spellStart"/>
+      <w:r>
+        <w:rPr>
+          <w:b/>
+          <w:bCs/>
+        </w:rPr>
+        <w:t>nc</w:t>
+      </w:r>
+      <w:proofErr w:type="spellEnd"/>
       <w:r>
         <w:rPr>
           <w:b/>
@@ -355,7 +404,7 @@
                     <pic:cNvPicPr/>
                   </pic:nvPicPr>
                   <pic:blipFill>
-                    <a:blip r:embed="rId7"/>
+                    <a:blip r:embed="rId8"/>
                     <a:stretch>
                       <a:fillRect/>
                     </a:stretch>
@@ -467,7 +516,7 @@
                     <pic:cNvPicPr/>
                   </pic:nvPicPr>
                   <pic:blipFill>
-                    <a:blip r:embed="rId8"/>
+                    <a:blip r:embed="rId9"/>
                     <a:stretch>
                       <a:fillRect/>
                     </a:stretch>
@@ -505,21 +554,126 @@
     </w:p>
     <w:p>
       <w:pPr>
-        <w:rPr>
-          <w:b/>
-          <w:bCs/>
-        </w:rPr>
-      </w:pPr>
-      <w:r>
-        <w:rPr>
-          <w:b/>
-          <w:bCs/>
-        </w:rPr>
-        <w:t>Convex hull: stimPair wise or the all 50 stims</w:t>
-      </w:r>
-    </w:p>
-    <w:p>
-      <w:pPr>
+        <w:pStyle w:val="ListParagraph"/>
+        <w:numPr>
+          <w:ilvl w:val="0"/>
+          <w:numId w:val="1"/>
+        </w:numPr>
+        <w:rPr>
+          <w:b/>
+          <w:bCs/>
+        </w:rPr>
+      </w:pPr>
+      <w:r>
+        <w:rPr>
+          <w:b/>
+          <w:bCs/>
+        </w:rPr>
+        <w:t>Convex hull</w:t>
+      </w:r>
+      <w:r>
+        <w:rPr>
+          <w:b/>
+          <w:bCs/>
+        </w:rPr>
+        <w:t xml:space="preserve"> formed by trials of stims</w:t>
+      </w:r>
+      <w:r>
+        <w:rPr>
+          <w:b/>
+          <w:bCs/>
+        </w:rPr>
+        <w:t xml:space="preserve">: </w:t>
+      </w:r>
+      <w:proofErr w:type="spellStart"/>
+      <w:r>
+        <w:rPr>
+          <w:b/>
+          <w:bCs/>
+        </w:rPr>
+        <w:t>stimPair</w:t>
+      </w:r>
+      <w:proofErr w:type="spellEnd"/>
+      <w:r>
+        <w:rPr>
+          <w:b/>
+          <w:bCs/>
+        </w:rPr>
+        <w:t xml:space="preserve"> wise or </w:t>
+      </w:r>
+      <w:proofErr w:type="gramStart"/>
+      <w:r>
+        <w:rPr>
+          <w:b/>
+          <w:bCs/>
+        </w:rPr>
+        <w:t>the all</w:t>
+      </w:r>
+      <w:proofErr w:type="gramEnd"/>
+      <w:r>
+        <w:rPr>
+          <w:b/>
+          <w:bCs/>
+        </w:rPr>
+        <w:t xml:space="preserve"> 50 stims</w:t>
+      </w:r>
+    </w:p>
+    <w:p>
+      <w:pPr>
+        <w:pStyle w:val="ListParagraph"/>
+        <w:numPr>
+          <w:ilvl w:val="0"/>
+          <w:numId w:val="1"/>
+        </w:numPr>
+        <w:rPr>
+          <w:b/>
+          <w:bCs/>
+        </w:rPr>
+      </w:pPr>
+      <w:r>
+        <w:rPr>
+          <w:b/>
+          <w:bCs/>
+        </w:rPr>
+        <w:t xml:space="preserve">Some numbers and tests for the </w:t>
+      </w:r>
+      <w:r>
+        <w:rPr>
+          <w:b/>
+          <w:bCs/>
+        </w:rPr>
+        <w:t>non-affine</w:t>
+      </w:r>
+      <w:r>
+        <w:rPr>
+          <w:b/>
+          <w:bCs/>
+        </w:rPr>
+        <w:t xml:space="preserve"> difference</w:t>
+      </w:r>
+      <w:r>
+        <w:rPr>
+          <w:b/>
+          <w:bCs/>
+        </w:rPr>
+        <w:t>: now the difference is computed. We can also compute delta (A-B) / mean (A &amp; B). Take the average over monkeys and areas?</w:t>
+      </w:r>
+    </w:p>
+    <w:p>
+      <w:pPr>
+        <w:rPr>
+          <w:b/>
+          <w:bCs/>
+        </w:rPr>
+      </w:pPr>
+    </w:p>
+    <w:p>
+      <w:pPr>
+        <w:pStyle w:val="ListParagraph"/>
+        <w:numPr>
+          <w:ilvl w:val="0"/>
+          <w:numId w:val="1"/>
+        </w:numPr>
         <w:rPr>
           <w:b/>
           <w:bCs/>
@@ -545,20 +699,21 @@
           <w:b/>
           <w:bCs/>
         </w:rPr>
-        <w:t>Some numbers and tests for the none-affine difference</w:t>
-      </w:r>
-    </w:p>
-    <w:p>
-      <w:pPr>
-        <w:rPr>
-          <w:b/>
-          <w:bCs/>
-        </w:rPr>
-      </w:pPr>
-      <w:r>
-        <w:rPr>
-          <w:b/>
-          <w:bCs/>
+        <w:t>&amp;</w:t>
+      </w:r>
+    </w:p>
+    <w:p>
+      <w:pPr>
+        <w:rPr>
+          <w:b/>
+          <w:bCs/>
+        </w:rPr>
+      </w:pPr>
+      <w:r>
+        <w:rPr>
+          <w:b/>
+          <w:bCs/>
+          <w:noProof/>
         </w:rPr>
         <w:drawing>
           <wp:inline distT="0" distB="0" distL="0" distR="0" wp14:anchorId="68833C7B" wp14:editId="296FA11F">
@@ -576,7 +731,7 @@
                     <pic:cNvPicPr/>
                   </pic:nvPicPr>
                   <pic:blipFill>
-                    <a:blip r:embed="rId9"/>
+                    <a:blip r:embed="rId10"/>
                     <a:stretch>
                       <a:fillRect/>
                     </a:stretch>
@@ -609,7 +764,38 @@
           <w:b/>
           <w:bCs/>
         </w:rPr>
-        <w:t>Angles in EX vs. angels in EC: what is the correlation? What is the null?</w:t>
+        <w:lastRenderedPageBreak/>
+        <w:t xml:space="preserve">Angles in EX vs. </w:t>
+      </w:r>
+      <w:r>
+        <w:rPr>
+          <w:b/>
+          <w:bCs/>
+        </w:rPr>
+        <w:t>angles</w:t>
+      </w:r>
+      <w:r>
+        <w:rPr>
+          <w:b/>
+          <w:bCs/>
+        </w:rPr>
+        <w:t xml:space="preserve"> in EC: what is the correlation? What is </w:t>
+      </w:r>
+      <w:proofErr w:type="gramStart"/>
+      <w:r>
+        <w:rPr>
+          <w:b/>
+          <w:bCs/>
+        </w:rPr>
+        <w:t>the null</w:t>
+      </w:r>
+      <w:proofErr w:type="gramEnd"/>
+      <w:r>
+        <w:rPr>
+          <w:b/>
+          <w:bCs/>
+        </w:rPr>
+        <w:t>?</w:t>
       </w:r>
     </w:p>
     <w:p>
@@ -643,6 +829,103 @@
     </w:sectPr>
   </w:body>
 </w:document>
+</file>
+
+<file path=word/numbering.xml><?xml version="1.0" encoding="utf-8"?>
+<w:numbering xmlns:wpc="http://schemas.microsoft.com/office/word/2010/wordprocessingCanvas" xmlns:cx="http://schemas.microsoft.com/office/drawing/2014/chartex" xmlns:cx1="http://schemas.microsoft.com/office/drawing/2015/9/8/chartex" xmlns:cx2="http://schemas.microsoft.com/office/drawing/2015/10/21/chartex" xmlns:cx3="http://schemas.microsoft.com/office/drawing/2016/5/9/chartex" xmlns:cx4="http://schemas.microsoft.com/office/drawing/2016/5/10/chartex" xmlns:cx5="http://schemas.microsoft.com/office/drawing/2016/5/11/chartex" xmlns:cx6="http://schemas.microsoft.com/office/drawing/2016/5/12/chartex" xmlns:cx7="http://schemas.microsoft.com/office/drawing/2016/5/13/chartex" xmlns:cx8="http://schemas.microsoft.com/office/drawing/2016/5/14/chartex" xmlns:mc="http://schemas.openxmlformats.org/markup-compatibility/2006" xmlns:aink="http://schemas.microsoft.com/office/drawing/2016/ink" xmlns:am3d="http://schemas.microsoft.com/office/drawing/2017/model3d" xmlns:o="urn:schemas-microsoft-com:office:office" xmlns:oel="http://schemas.microsoft.com/office/2019/extlst" xmlns:r="http://schemas.openxmlformats.org/officeDocument/2006/relationships" xmlns:m="http://schemas.openxmlformats.org/officeDocument/2006/math" xmlns:v="urn:schemas-microsoft-com:vml" xmlns:wp14="http://schemas.microsoft.com/office/word/2010/wordprocessingDrawing" xmlns:wp="http://schemas.openxmlformats.org/drawingml/2006/wordprocessingDrawing" xmlns:w10="urn:schemas-microsoft-com:office:word" xmlns:w="http://schemas.openxmlformats.org/wordprocessingml/2006/main" xmlns:w14="http://schemas.microsoft.com/office/word/2010/wordml" xmlns:w15="http://schemas.microsoft.com/office/word/2012/wordml" xmlns:w16cex="http://schemas.microsoft.com/office/word/2018/wordml/cex" xmlns:w16cid="http://schemas.microsoft.com/office/word/2016/wordml/cid" xmlns:w16="http://schemas.microsoft.com/office/word/2018/wordml" xmlns:w16du="http://schemas.microsoft.com/office/word/2023/wordml/word16du" xmlns:w16sdtdh="http://schemas.microsoft.com/office/word/2020/wordml/sdtdatahash" xmlns:w16sdtfl="http://schemas.microsoft.com/office/word/2024/wordml/sdtformatlock" xmlns:w16se="http://schemas.microsoft.com/office/word/2015/wordml/symex" xmlns:wpg="http://schemas.microsoft.com/office/word/2010/wordprocessingGroup" xmlns:wpi="http://schemas.microsoft.com/office/word/2010/wordprocessingInk" xmlns:wne="http://schemas.microsoft.com/office/word/2006/wordml" xmlns:wps="http://schemas.microsoft.com/office/word/2010/wordprocessingShape" mc:Ignorable="w14 w15 w16se w16cid w16 w16cex w16sdtdh w16sdtfl w16du wp14">
+  <w:abstractNum w:abstractNumId="0" w15:restartNumberingAfterBreak="0">
+    <w:nsid w:val="2271143E"/>
+    <w:multiLevelType w:val="hybridMultilevel"/>
+    <w:tmpl w:val="B7A4A556"/>
+    <w:lvl w:ilvl="0" w:tplc="0409000F">
+      <w:start w:val="1"/>
+      <w:numFmt w:val="decimal"/>
+      <w:lvlText w:val="%1."/>
+      <w:lvlJc w:val="left"/>
+      <w:pPr>
+        <w:ind w:left="720" w:hanging="360"/>
+      </w:pPr>
+      <w:rPr>
+        <w:rFonts w:hint="default"/>
+      </w:rPr>
+    </w:lvl>
+    <w:lvl w:ilvl="1" w:tplc="04090019" w:tentative="1">
+      <w:start w:val="1"/>
+      <w:numFmt w:val="lowerLetter"/>
+      <w:lvlText w:val="%2."/>
+      <w:lvlJc w:val="left"/>
+      <w:pPr>
+        <w:ind w:left="1440" w:hanging="360"/>
+      </w:pPr>
+    </w:lvl>
+    <w:lvl w:ilvl="2" w:tplc="0409001B" w:tentative="1">
+      <w:start w:val="1"/>
+      <w:numFmt w:val="lowerRoman"/>
+      <w:lvlText w:val="%3."/>
+      <w:lvlJc w:val="right"/>
+      <w:pPr>
+        <w:ind w:left="2160" w:hanging="180"/>
+      </w:pPr>
+    </w:lvl>
+    <w:lvl w:ilvl="3" w:tplc="0409000F" w:tentative="1">
+      <w:start w:val="1"/>
+      <w:numFmt w:val="decimal"/>
+      <w:lvlText w:val="%4."/>
+      <w:lvlJc w:val="left"/>
+      <w:pPr>
+        <w:ind w:left="2880" w:hanging="360"/>
+      </w:pPr>
+    </w:lvl>
+    <w:lvl w:ilvl="4" w:tplc="04090019" w:tentative="1">
+      <w:start w:val="1"/>
+      <w:numFmt w:val="lowerLetter"/>
+      <w:lvlText w:val="%5."/>
+      <w:lvlJc w:val="left"/>
+      <w:pPr>
+        <w:ind w:left="3600" w:hanging="360"/>
+      </w:pPr>
+    </w:lvl>
+    <w:lvl w:ilvl="5" w:tplc="0409001B" w:tentative="1">
+      <w:start w:val="1"/>
+      <w:numFmt w:val="lowerRoman"/>
+      <w:lvlText w:val="%6."/>
+      <w:lvlJc w:val="right"/>
+      <w:pPr>
+        <w:ind w:left="4320" w:hanging="180"/>
+      </w:pPr>
+    </w:lvl>
+    <w:lvl w:ilvl="6" w:tplc="0409000F" w:tentative="1">
+      <w:start w:val="1"/>
+      <w:numFmt w:val="decimal"/>
+      <w:lvlText w:val="%7."/>
+      <w:lvlJc w:val="left"/>
+      <w:pPr>
+        <w:ind w:left="5040" w:hanging="360"/>
+      </w:pPr>
+    </w:lvl>
+    <w:lvl w:ilvl="7" w:tplc="04090019" w:tentative="1">
+      <w:start w:val="1"/>
+      <w:numFmt w:val="lowerLetter"/>
+      <w:lvlText w:val="%8."/>
+      <w:lvlJc w:val="left"/>
+      <w:pPr>
+        <w:ind w:left="5760" w:hanging="360"/>
+      </w:pPr>
+    </w:lvl>
+    <w:lvl w:ilvl="8" w:tplc="0409001B" w:tentative="1">
+      <w:start w:val="1"/>
+      <w:numFmt w:val="lowerRoman"/>
+      <w:lvlText w:val="%9."/>
+      <w:lvlJc w:val="right"/>
+      <w:pPr>
+        <w:ind w:left="6480" w:hanging="180"/>
+      </w:pPr>
+    </w:lvl>
+  </w:abstractNum>
+  <w:num w:numId="1" w16cid:durableId="207647900">
+    <w:abstractNumId w:val="0"/>
+  </w:num>
+</w:numbering>
 </file>
 
 <file path=word/styles.xml><?xml version="1.0" encoding="utf-8"?>

--- a/decoding-analysis/meeting notes.docx
+++ b/decoding-analysis/meeting notes.docx
@@ -28,7 +28,7 @@
                     <pic:cNvPicPr/>
                   </pic:nvPicPr>
                   <pic:blipFill>
-                    <a:blip r:embed="rId5"/>
+                    <a:blip r:embed="rId7"/>
                     <a:stretch>
                       <a:fillRect/>
                     </a:stretch>
@@ -51,15 +51,7 @@
     </w:p>
     <w:p>
       <w:r>
-        <w:t xml:space="preserve">Geometric </w:t>
-      </w:r>
-      <w:proofErr w:type="gramStart"/>
-      <w:r>
-        <w:t>mean</w:t>
-      </w:r>
-      <w:proofErr w:type="gramEnd"/>
-      <w:r>
-        <w:t xml:space="preserve"> of means: product of two means</w:t>
+        <w:t>Geometric mean of means: product of two means</w:t>
       </w:r>
     </w:p>
     <w:p>
@@ -83,7 +75,7 @@
                     <pic:cNvPicPr/>
                   </pic:nvPicPr>
                   <pic:blipFill>
-                    <a:blip r:embed="rId6"/>
+                    <a:blip r:embed="rId8"/>
                     <a:stretch>
                       <a:fillRect/>
                     </a:stretch>
@@ -129,23 +121,7 @@
           <w:b/>
           <w:bCs/>
         </w:rPr>
-        <w:t xml:space="preserve">Variance and </w:t>
-      </w:r>
-      <w:proofErr w:type="gramStart"/>
-      <w:r>
-        <w:rPr>
-          <w:b/>
-          <w:bCs/>
-        </w:rPr>
-        <w:t>mean</w:t>
-      </w:r>
-      <w:proofErr w:type="gramEnd"/>
-      <w:r>
-        <w:rPr>
-          <w:b/>
-          <w:bCs/>
-        </w:rPr>
-        <w:t xml:space="preserve"> of noise correlation</w:t>
+        <w:t>Variance and mean of noise correlation</w:t>
       </w:r>
       <w:r>
         <w:rPr>
@@ -159,23 +135,7 @@
           <w:b/>
           <w:bCs/>
         </w:rPr>
-        <w:t xml:space="preserve">, you get a two-dimensional plot. Mean as x and variance as y. </w:t>
-      </w:r>
-      <w:proofErr w:type="gramStart"/>
-      <w:r>
-        <w:rPr>
-          <w:b/>
-          <w:bCs/>
-        </w:rPr>
-        <w:t>each</w:t>
-      </w:r>
-      <w:proofErr w:type="gramEnd"/>
-      <w:r>
-        <w:rPr>
-          <w:b/>
-          <w:bCs/>
-        </w:rPr>
-        <w:t xml:space="preserve"> point is one neuron</w:t>
+        <w:t>, you get a two-dimensional plot. Mean as x and variance as y. each point is one neuron</w:t>
       </w:r>
       <w:r>
         <w:rPr>
@@ -245,7 +205,7 @@
                     <pic:cNvPicPr/>
                   </pic:nvPicPr>
                   <pic:blipFill>
-                    <a:blip r:embed="rId7"/>
+                    <a:blip r:embed="rId9"/>
                     <a:stretch>
                       <a:fillRect/>
                     </a:stretch>
@@ -301,17 +261,8 @@
           <w:b/>
           <w:bCs/>
         </w:rPr>
-        <w:t xml:space="preserve">Distribution of delta </w:t>
-      </w:r>
-      <w:proofErr w:type="spellStart"/>
-      <w:r>
-        <w:rPr>
-          <w:b/>
-          <w:bCs/>
-        </w:rPr>
-        <w:t>nc</w:t>
-      </w:r>
-      <w:proofErr w:type="spellEnd"/>
+        <w:t>Distribution of delta nc</w:t>
+      </w:r>
       <w:r>
         <w:rPr>
           <w:b/>
@@ -404,7 +355,7 @@
                     <pic:cNvPicPr/>
                   </pic:nvPicPr>
                   <pic:blipFill>
-                    <a:blip r:embed="rId8"/>
+                    <a:blip r:embed="rId10"/>
                     <a:stretch>
                       <a:fillRect/>
                     </a:stretch>
@@ -516,7 +467,7 @@
                     <pic:cNvPicPr/>
                   </pic:nvPicPr>
                   <pic:blipFill>
-                    <a:blip r:embed="rId9"/>
+                    <a:blip r:embed="rId11"/>
                     <a:stretch>
                       <a:fillRect/>
                     </a:stretch>
@@ -583,39 +534,7 @@
           <w:b/>
           <w:bCs/>
         </w:rPr>
-        <w:t xml:space="preserve">: </w:t>
-      </w:r>
-      <w:proofErr w:type="spellStart"/>
-      <w:r>
-        <w:rPr>
-          <w:b/>
-          <w:bCs/>
-        </w:rPr>
-        <w:t>stimPair</w:t>
-      </w:r>
-      <w:proofErr w:type="spellEnd"/>
-      <w:r>
-        <w:rPr>
-          <w:b/>
-          <w:bCs/>
-        </w:rPr>
-        <w:t xml:space="preserve"> wise or </w:t>
-      </w:r>
-      <w:proofErr w:type="gramStart"/>
-      <w:r>
-        <w:rPr>
-          <w:b/>
-          <w:bCs/>
-        </w:rPr>
-        <w:t>the all</w:t>
-      </w:r>
-      <w:proofErr w:type="gramEnd"/>
-      <w:r>
-        <w:rPr>
-          <w:b/>
-          <w:bCs/>
-        </w:rPr>
-        <w:t xml:space="preserve"> 50 stims</w:t>
+        <w:t>: stimPair wise or the all 50 stims</w:t>
       </w:r>
     </w:p>
     <w:p>
@@ -731,7 +650,7 @@
                     <pic:cNvPicPr/>
                   </pic:nvPicPr>
                   <pic:blipFill>
-                    <a:blip r:embed="rId10"/>
+                    <a:blip r:embed="rId12"/>
                     <a:stretch>
                       <a:fillRect/>
                     </a:stretch>
@@ -779,47 +698,126 @@
           <w:b/>
           <w:bCs/>
         </w:rPr>
-        <w:t xml:space="preserve"> in EC: what is the correlation? What is </w:t>
-      </w:r>
-      <w:proofErr w:type="gramStart"/>
-      <w:r>
-        <w:rPr>
-          <w:b/>
-          <w:bCs/>
-        </w:rPr>
-        <w:t>the null</w:t>
-      </w:r>
-      <w:proofErr w:type="gramEnd"/>
-      <w:r>
-        <w:rPr>
-          <w:b/>
-          <w:bCs/>
-        </w:rPr>
-        <w:t>?</w:t>
-      </w:r>
-    </w:p>
-    <w:p>
-      <w:pPr>
-        <w:rPr>
-          <w:b/>
-          <w:bCs/>
-        </w:rPr>
-      </w:pPr>
-      <w:r>
-        <w:rPr>
-          <w:b/>
-          <w:bCs/>
-        </w:rPr>
-        <w:br w:type="page"/>
-      </w:r>
-    </w:p>
-    <w:p>
-      <w:pPr>
-        <w:rPr>
-          <w:b/>
-          <w:bCs/>
-        </w:rPr>
-      </w:pPr>
+        <w:t xml:space="preserve"> in EC: what is the correlation? What is the null?</w:t>
+      </w:r>
+    </w:p>
+    <w:p>
+      <w:pPr>
+        <w:rPr>
+          <w:b/>
+          <w:bCs/>
+        </w:rPr>
+      </w:pPr>
+    </w:p>
+    <w:p>
+      <w:pPr>
+        <w:rPr>
+          <w:b/>
+          <w:bCs/>
+        </w:rPr>
+      </w:pPr>
+      <w:r>
+        <w:rPr>
+          <w:b/>
+          <w:bCs/>
+        </w:rPr>
+        <w:t>5/28/2026</w:t>
+      </w:r>
+    </w:p>
+    <w:p>
+      <w:pPr>
+        <w:rPr>
+          <w:b/>
+          <w:bCs/>
+        </w:rPr>
+      </w:pPr>
+      <w:r>
+        <w:rPr>
+          <w:b/>
+          <w:bCs/>
+        </w:rPr>
+        <w:t>1. triplets (4,5 or 50-plets) of stimuli, take the most outward (compared to the centroid or the clouds of other stimuli) trial points, does the geometry of these outliers remain more preserved across renderings?</w:t>
+      </w:r>
+    </w:p>
+    <w:p>
+      <w:pPr>
+        <w:rPr>
+          <w:b/>
+          <w:bCs/>
+        </w:rPr>
+      </w:pPr>
+      <w:r>
+        <w:rPr>
+          <w:b/>
+          <w:bCs/>
+        </w:rPr>
+        <w:t>2. Measure the geometry of angles that correspond to the covariance direction.</w:t>
+      </w:r>
+    </w:p>
+    <w:p>
+      <w:pPr>
+        <w:rPr>
+          <w:b/>
+          <w:bCs/>
+        </w:rPr>
+      </w:pPr>
+      <w:r>
+        <w:rPr>
+          <w:b/>
+          <w:bCs/>
+          <w:noProof/>
+        </w:rPr>
+        <w:drawing>
+          <wp:inline distT="0" distB="0" distL="0" distR="0" wp14:anchorId="55B5359D" wp14:editId="23D6B50F">
+            <wp:extent cx="2297927" cy="1822138"/>
+            <wp:effectExtent l="0" t="0" r="7620" b="6985"/>
+            <wp:docPr id="1491876743" name="Picture 1"/>
+            <wp:cNvGraphicFramePr>
+              <a:graphicFrameLocks xmlns:a="http://schemas.openxmlformats.org/drawingml/2006/main" noChangeAspect="1"/>
+            </wp:cNvGraphicFramePr>
+            <a:graphic xmlns:a="http://schemas.openxmlformats.org/drawingml/2006/main">
+              <a:graphicData uri="http://schemas.openxmlformats.org/drawingml/2006/picture">
+                <pic:pic xmlns:pic="http://schemas.openxmlformats.org/drawingml/2006/picture">
+                  <pic:nvPicPr>
+                    <pic:cNvPr id="976577288" name=""/>
+                    <pic:cNvPicPr/>
+                  </pic:nvPicPr>
+                  <pic:blipFill>
+                    <a:blip r:embed="rId12"/>
+                    <a:stretch>
+                      <a:fillRect/>
+                    </a:stretch>
+                  </pic:blipFill>
+                  <pic:spPr>
+                    <a:xfrm>
+                      <a:off x="0" y="0"/>
+                      <a:ext cx="2303759" cy="1826763"/>
+                    </a:xfrm>
+                    <a:prstGeom prst="rect">
+                      <a:avLst/>
+                    </a:prstGeom>
+                  </pic:spPr>
+                </pic:pic>
+              </a:graphicData>
+            </a:graphic>
+          </wp:inline>
+        </w:drawing>
+      </w:r>
+    </w:p>
+    <w:p>
+      <w:pPr>
+        <w:rPr>
+          <w:b/>
+          <w:bCs/>
+        </w:rPr>
+      </w:pPr>
+      <w:r>
+        <w:rPr>
+          <w:b/>
+          <w:bCs/>
+        </w:rPr>
+        <w:t>3. Compare Gabor and neurons with increasing predictors and report the intrinsic dimensions.</w:t>
+      </w:r>
     </w:p>
     <w:sectPr>
       <w:pgSz w:w="12240" w:h="15840"/>
@@ -829,6 +827,56 @@
     </w:sectPr>
   </w:body>
 </w:document>
+</file>
+
+<file path=word/endnotes.xml><?xml version="1.0" encoding="utf-8"?>
+<w:endnotes xmlns:wpc="http://schemas.microsoft.com/office/word/2010/wordprocessingCanvas" xmlns:cx="http://schemas.microsoft.com/office/drawing/2014/chartex" xmlns:cx1="http://schemas.microsoft.com/office/drawing/2015/9/8/chartex" xmlns:cx2="http://schemas.microsoft.com/office/drawing/2015/10/21/chartex" xmlns:cx3="http://schemas.microsoft.com/office/drawing/2016/5/9/chartex" xmlns:cx4="http://schemas.microsoft.com/office/drawing/2016/5/10/chartex" xmlns:cx5="http://schemas.microsoft.com/office/drawing/2016/5/11/chartex" xmlns:cx6="http://schemas.microsoft.com/office/drawing/2016/5/12/chartex" xmlns:cx7="http://schemas.microsoft.com/office/drawing/2016/5/13/chartex" xmlns:cx8="http://schemas.microsoft.com/office/drawing/2016/5/14/chartex" xmlns:mc="http://schemas.openxmlformats.org/markup-compatibility/2006" xmlns:aink="http://schemas.microsoft.com/office/drawing/2016/ink" xmlns:am3d="http://schemas.microsoft.com/office/drawing/2017/model3d" xmlns:o="urn:schemas-microsoft-com:office:office" xmlns:oel="http://schemas.microsoft.com/office/2019/extlst" xmlns:r="http://schemas.openxmlformats.org/officeDocument/2006/relationships" xmlns:m="http://schemas.openxmlformats.org/officeDocument/2006/math" xmlns:v="urn:schemas-microsoft-com:vml" xmlns:wp14="http://schemas.microsoft.com/office/word/2010/wordprocessingDrawing" xmlns:wp="http://schemas.openxmlformats.org/drawingml/2006/wordprocessingDrawing" xmlns:w10="urn:schemas-microsoft-com:office:word" xmlns:w="http://schemas.openxmlformats.org/wordprocessingml/2006/main" xmlns:w14="http://schemas.microsoft.com/office/word/2010/wordml" xmlns:w15="http://schemas.microsoft.com/office/word/2012/wordml" xmlns:w16cex="http://schemas.microsoft.com/office/word/2018/wordml/cex" xmlns:w16cid="http://schemas.microsoft.com/office/word/2016/wordml/cid" xmlns:w16="http://schemas.microsoft.com/office/word/2018/wordml" xmlns:w16du="http://schemas.microsoft.com/office/word/2023/wordml/word16du" xmlns:w16sdtdh="http://schemas.microsoft.com/office/word/2020/wordml/sdtdatahash" xmlns:w16sdtfl="http://schemas.microsoft.com/office/word/2024/wordml/sdtformatlock" xmlns:w16se="http://schemas.microsoft.com/office/word/2015/wordml/symex" xmlns:wpg="http://schemas.microsoft.com/office/word/2010/wordprocessingGroup" xmlns:wpi="http://schemas.microsoft.com/office/word/2010/wordprocessingInk" xmlns:wne="http://schemas.microsoft.com/office/word/2006/wordml" xmlns:wps="http://schemas.microsoft.com/office/word/2010/wordprocessingShape" mc:Ignorable="w14 w15 w16se w16cid w16 w16cex w16sdtdh w16sdtfl w16du wp14">
+  <w:endnote w:type="separator" w:id="-1">
+    <w:p>
+      <w:pPr>
+        <w:spacing w:after="0" w:line="240" w:lineRule="auto"/>
+      </w:pPr>
+      <w:r>
+        <w:separator/>
+      </w:r>
+    </w:p>
+  </w:endnote>
+  <w:endnote w:type="continuationSeparator" w:id="0">
+    <w:p>
+      <w:pPr>
+        <w:spacing w:after="0" w:line="240" w:lineRule="auto"/>
+      </w:pPr>
+      <w:r>
+        <w:continuationSeparator/>
+      </w:r>
+    </w:p>
+  </w:endnote>
+</w:endnotes>
+</file>
+
+<file path=word/footnotes.xml><?xml version="1.0" encoding="utf-8"?>
+<w:footnotes xmlns:wpc="http://schemas.microsoft.com/office/word/2010/wordprocessingCanvas" xmlns:cx="http://schemas.microsoft.com/office/drawing/2014/chartex" xmlns:cx1="http://schemas.microsoft.com/office/drawing/2015/9/8/chartex" xmlns:cx2="http://schemas.microsoft.com/office/drawing/2015/10/21/chartex" xmlns:cx3="http://schemas.microsoft.com/office/drawing/2016/5/9/chartex" xmlns:cx4="http://schemas.microsoft.com/office/drawing/2016/5/10/chartex" xmlns:cx5="http://schemas.microsoft.com/office/drawing/2016/5/11/chartex" xmlns:cx6="http://schemas.microsoft.com/office/drawing/2016/5/12/chartex" xmlns:cx7="http://schemas.microsoft.com/office/drawing/2016/5/13/chartex" xmlns:cx8="http://schemas.microsoft.com/office/drawing/2016/5/14/chartex" xmlns:mc="http://schemas.openxmlformats.org/markup-compatibility/2006" xmlns:aink="http://schemas.microsoft.com/office/drawing/2016/ink" xmlns:am3d="http://schemas.microsoft.com/office/drawing/2017/model3d" xmlns:o="urn:schemas-microsoft-com:office:office" xmlns:oel="http://schemas.microsoft.com/office/2019/extlst" xmlns:r="http://schemas.openxmlformats.org/officeDocument/2006/relationships" xmlns:m="http://schemas.openxmlformats.org/officeDocument/2006/math" xmlns:v="urn:schemas-microsoft-com:vml" xmlns:wp14="http://schemas.microsoft.com/office/word/2010/wordprocessingDrawing" xmlns:wp="http://schemas.openxmlformats.org/drawingml/2006/wordprocessingDrawing" xmlns:w10="urn:schemas-microsoft-com:office:word" xmlns:w="http://schemas.openxmlformats.org/wordprocessingml/2006/main" xmlns:w14="http://schemas.microsoft.com/office/word/2010/wordml" xmlns:w15="http://schemas.microsoft.com/office/word/2012/wordml" xmlns:w16cex="http://schemas.microsoft.com/office/word/2018/wordml/cex" xmlns:w16cid="http://schemas.microsoft.com/office/word/2016/wordml/cid" xmlns:w16="http://schemas.microsoft.com/office/word/2018/wordml" xmlns:w16du="http://schemas.microsoft.com/office/word/2023/wordml/word16du" xmlns:w16sdtdh="http://schemas.microsoft.com/office/word/2020/wordml/sdtdatahash" xmlns:w16sdtfl="http://schemas.microsoft.com/office/word/2024/wordml/sdtformatlock" xmlns:w16se="http://schemas.microsoft.com/office/word/2015/wordml/symex" xmlns:wpg="http://schemas.microsoft.com/office/word/2010/wordprocessingGroup" xmlns:wpi="http://schemas.microsoft.com/office/word/2010/wordprocessingInk" xmlns:wne="http://schemas.microsoft.com/office/word/2006/wordml" xmlns:wps="http://schemas.microsoft.com/office/word/2010/wordprocessingShape" mc:Ignorable="w14 w15 w16se w16cid w16 w16cex w16sdtdh w16sdtfl w16du wp14">
+  <w:footnote w:type="separator" w:id="-1">
+    <w:p>
+      <w:pPr>
+        <w:spacing w:after="0" w:line="240" w:lineRule="auto"/>
+      </w:pPr>
+      <w:r>
+        <w:separator/>
+      </w:r>
+    </w:p>
+  </w:footnote>
+  <w:footnote w:type="continuationSeparator" w:id="0">
+    <w:p>
+      <w:pPr>
+        <w:spacing w:after="0" w:line="240" w:lineRule="auto"/>
+      </w:pPr>
+      <w:r>
+        <w:continuationSeparator/>
+      </w:r>
+    </w:p>
+  </w:footnote>
+</w:footnotes>
 </file>
 
 <file path=word/numbering.xml><?xml version="1.0" encoding="utf-8"?>
@@ -1863,6 +1911,50 @@
     <w:semiHidden/>
     <w:rsid w:val="00AF3528"/>
   </w:style>
+  <w:style w:type="paragraph" w:styleId="Header">
+    <w:name w:val="header"/>
+    <w:basedOn w:val="Normal"/>
+    <w:link w:val="HeaderChar"/>
+    <w:uiPriority w:val="99"/>
+    <w:unhideWhenUsed/>
+    <w:rsid w:val="00891084"/>
+    <w:pPr>
+      <w:tabs>
+        <w:tab w:val="center" w:pos="4680"/>
+        <w:tab w:val="right" w:pos="9360"/>
+      </w:tabs>
+      <w:spacing w:after="0" w:line="240" w:lineRule="auto"/>
+    </w:pPr>
+  </w:style>
+  <w:style w:type="character" w:customStyle="1" w:styleId="HeaderChar">
+    <w:name w:val="Header Char"/>
+    <w:basedOn w:val="DefaultParagraphFont"/>
+    <w:link w:val="Header"/>
+    <w:uiPriority w:val="99"/>
+    <w:rsid w:val="00891084"/>
+  </w:style>
+  <w:style w:type="paragraph" w:styleId="Footer">
+    <w:name w:val="footer"/>
+    <w:basedOn w:val="Normal"/>
+    <w:link w:val="FooterChar"/>
+    <w:uiPriority w:val="99"/>
+    <w:unhideWhenUsed/>
+    <w:rsid w:val="00891084"/>
+    <w:pPr>
+      <w:tabs>
+        <w:tab w:val="center" w:pos="4680"/>
+        <w:tab w:val="right" w:pos="9360"/>
+      </w:tabs>
+      <w:spacing w:after="0" w:line="240" w:lineRule="auto"/>
+    </w:pPr>
+  </w:style>
+  <w:style w:type="character" w:customStyle="1" w:styleId="FooterChar">
+    <w:name w:val="Footer Char"/>
+    <w:basedOn w:val="DefaultParagraphFont"/>
+    <w:link w:val="Footer"/>
+    <w:uiPriority w:val="99"/>
+    <w:rsid w:val="00891084"/>
+  </w:style>
 </w:styles>
 </file>
 
